--- a/Task4/Checkpoints.docx
+++ b/Task4/Checkpoints.docx
@@ -368,7 +368,793 @@
     </w:p>
     <w:p>
       <w:r>
-        <w:t>floor=65, free price=0</w:t>
+        <w:t xml:space="preserve">floor=65, free price=0 </w:t>
+      </w:r>
+    </w:p>
+    <w:p/>
+    <w:p>
+      <w:r>
+        <w:t>Seed: 13 (t=1, u=3)</w:t>
+      </w:r>
+    </w:p>
+    <w:p>
+      <w:r>
+        <w:t>Roll no: 04072313013</w:t>
+      </w:r>
+    </w:p>
+    <w:p>
+      <w:r>
+        <w:lastRenderedPageBreak/>
+        <w:t>Step 4</w:t>
+      </w:r>
+    </w:p>
+    <w:p>
+      <w:r>
+        <w:t>------------Code----------</w:t>
+      </w:r>
+    </w:p>
+    <w:p>
+      <w:r>
+        <w:t>class OrderLog {</w:t>
+      </w:r>
+    </w:p>
+    <w:p>
+      <w:r>
+        <w:t xml:space="preserve">  static OrderLog? _instance;</w:t>
+      </w:r>
+    </w:p>
+    <w:p>
+      <w:r>
+        <w:t xml:space="preserve">  final List&lt;String&gt; entries = [];</w:t>
+      </w:r>
+    </w:p>
+    <w:p>
+      <w:r>
+        <w:t xml:space="preserve">  OrderLog._internal(); // private named constructor</w:t>
+      </w:r>
+    </w:p>
+    <w:p>
+      <w:r>
+        <w:t xml:space="preserve">  factory OrderLog() {</w:t>
+      </w:r>
+    </w:p>
+    <w:p>
+      <w:r>
+        <w:t xml:space="preserve">    return _instance ??= OrderLog._internal();</w:t>
+      </w:r>
+    </w:p>
+    <w:p>
+      <w:r>
+        <w:t xml:space="preserve">  } // always the same object</w:t>
+      </w:r>
+    </w:p>
+    <w:p>
+      <w:r>
+        <w:t xml:space="preserve">  void add(String msg) =&gt; entries.add(msg);</w:t>
+      </w:r>
+    </w:p>
+    <w:p>
+      <w:r>
+        <w:t>}</w:t>
+      </w:r>
+    </w:p>
+    <w:p>
+      <w:r>
+        <w:t>void step4() {</w:t>
+      </w:r>
+    </w:p>
+    <w:p>
+      <w:r>
+        <w:t xml:space="preserve">  print('--- Step 4 ---');</w:t>
+      </w:r>
+    </w:p>
+    <w:p>
+      <w:r>
+        <w:t xml:space="preserve">  var log1 = OrderLog();</w:t>
+      </w:r>
+    </w:p>
+    <w:p>
+      <w:r>
+        <w:t xml:space="preserve">  var log2 = OrderLog();</w:t>
+      </w:r>
+    </w:p>
+    <w:p>
+      <w:r>
+        <w:t xml:space="preserve">  for (int i = 1; i &lt;= u + 2; i++) {</w:t>
+      </w:r>
+    </w:p>
+    <w:p>
+      <w:r>
+        <w:t xml:space="preserve">    var msg = 'order #${100 * t + i}';</w:t>
+      </w:r>
+    </w:p>
+    <w:p>
+      <w:r>
+        <w:t xml:space="preserve">    if (i % 2 == 0) {</w:t>
+      </w:r>
+    </w:p>
+    <w:p>
+      <w:r>
+        <w:t xml:space="preserve">      log2.add(msg);</w:t>
+      </w:r>
+    </w:p>
+    <w:p>
+      <w:r>
+        <w:t xml:space="preserve">    } else {</w:t>
+      </w:r>
+    </w:p>
+    <w:p>
+      <w:r>
+        <w:t xml:space="preserve">      log1.add(msg);</w:t>
+      </w:r>
+    </w:p>
+    <w:p>
+      <w:r>
+        <w:t xml:space="preserve">    }</w:t>
+      </w:r>
+    </w:p>
+    <w:p>
+      <w:r>
+        <w:t xml:space="preserve">  }</w:t>
+      </w:r>
+    </w:p>
+    <w:p>
+      <w:r>
+        <w:t xml:space="preserve">  print('same object? ${identical(log1, log2)}');</w:t>
+      </w:r>
+    </w:p>
+    <w:p>
+      <w:r>
+        <w:t xml:space="preserve">  print('entries = ${log1.entries.length}');</w:t>
+      </w:r>
+    </w:p>
+    <w:p>
+      <w:r>
+        <w:t xml:space="preserve">  print('last = ${log2.entries.length}');</w:t>
+      </w:r>
+    </w:p>
+    <w:p>
+      <w:r>
+        <w:lastRenderedPageBreak/>
+        <w:t>}</w:t>
+      </w:r>
+    </w:p>
+    <w:p>
+      <w:r>
+        <w:t>------------Output--------</w:t>
+      </w:r>
+    </w:p>
+    <w:p>
+      <w:r>
+        <w:t>same object? true</w:t>
+      </w:r>
+    </w:p>
+    <w:p>
+      <w:r>
+        <w:t>entries = 5</w:t>
+      </w:r>
+    </w:p>
+    <w:p>
+      <w:r>
+        <w:t>last = 5</w:t>
+      </w:r>
+    </w:p>
+    <w:p/>
+    <w:p/>
+    <w:p/>
+    <w:p/>
+    <w:p/>
+    <w:p>
+      <w:r>
+        <w:t>Seed: 13 (t=1, u=3)</w:t>
+      </w:r>
+    </w:p>
+    <w:p>
+      <w:r>
+        <w:t>Roll no: 04072313013</w:t>
+      </w:r>
+    </w:p>
+    <w:p>
+      <w:r>
+        <w:t>Step 5</w:t>
+      </w:r>
+    </w:p>
+    <w:p>
+      <w:r>
+        <w:t>------------Code----------</w:t>
+      </w:r>
+    </w:p>
+    <w:p>
+      <w:r>
+        <w:t>class OrderLine {</w:t>
+      </w:r>
+    </w:p>
+    <w:p>
+      <w:r>
+        <w:t xml:space="preserve">  final MenuItem item;</w:t>
+      </w:r>
+    </w:p>
+    <w:p>
+      <w:r>
+        <w:t xml:space="preserve">  final int qty;</w:t>
+      </w:r>
+    </w:p>
+    <w:p>
+      <w:r>
+        <w:t xml:space="preserve">  final int total;</w:t>
+      </w:r>
+    </w:p>
+    <w:p>
+      <w:r>
+        <w:t xml:space="preserve">  final int tax;</w:t>
+      </w:r>
+    </w:p>
+    <w:p>
+      <w:r>
+        <w:t xml:space="preserve">  OrderLine(this.item, this.qty)</w:t>
+      </w:r>
+    </w:p>
+    <w:p>
+      <w:r>
+        <w:t xml:space="preserve">    : total = item.price * qty,</w:t>
+      </w:r>
+    </w:p>
+    <w:p>
+      <w:r>
+        <w:t xml:space="preserve">      tax = (item.price * qty * taxPercent) ~/ 100,</w:t>
+      </w:r>
+    </w:p>
+    <w:p>
+      <w:r>
+        <w:t xml:space="preserve">      assert(qty &gt; 0, 'qty must be positive');</w:t>
+      </w:r>
+    </w:p>
+    <w:p>
+      <w:r>
+        <w:t>}</w:t>
+      </w:r>
+    </w:p>
+    <w:p/>
+    <w:p>
+      <w:r>
+        <w:t>OrderLine mainOrder() {</w:t>
+      </w:r>
+    </w:p>
+    <w:p>
+      <w:r>
+        <w:lastRenderedPageBreak/>
+        <w:t xml:space="preserve">  return OrderLine(MenuItem(menu[u], priceOf(u)), 2 + (t + u) % 5);</w:t>
+      </w:r>
+    </w:p>
+    <w:p>
+      <w:r>
+        <w:t>}</w:t>
+      </w:r>
+    </w:p>
+    <w:p>
+      <w:r>
+        <w:t>void step5() {</w:t>
+      </w:r>
+    </w:p>
+    <w:p>
+      <w:r>
+        <w:t xml:space="preserve">  print('--- Step 5 ---');</w:t>
+      </w:r>
+    </w:p>
+    <w:p>
+      <w:r>
+        <w:t xml:space="preserve">  var line = mainOrder();</w:t>
+      </w:r>
+    </w:p>
+    <w:p>
+      <w:r>
+        <w:t xml:space="preserve">  print('${line.item.name} x ${line.qty}');</w:t>
+      </w:r>
+    </w:p>
+    <w:p>
+      <w:r>
+        <w:t xml:space="preserve">  print('total=${line.total} tax=${line.tax}');</w:t>
+      </w:r>
+    </w:p>
+    <w:p>
+      <w:r>
+        <w:t xml:space="preserve">  try {</w:t>
+      </w:r>
+    </w:p>
+    <w:p>
+      <w:r>
+        <w:t xml:space="preserve">    OrderLine(line.item, 0);</w:t>
+      </w:r>
+    </w:p>
+    <w:p>
+      <w:r>
+        <w:t xml:space="preserve">    print('Step 5: assert did NOT fire');</w:t>
+      </w:r>
+    </w:p>
+    <w:p>
+      <w:r>
+        <w:t xml:space="preserve">  } on AssertionError {</w:t>
+      </w:r>
+    </w:p>
+    <w:p>
+      <w:r>
+        <w:t xml:space="preserve">    print('Step 5: assert fired');</w:t>
+      </w:r>
+    </w:p>
+    <w:p>
+      <w:r>
+        <w:t xml:space="preserve">  }</w:t>
+      </w:r>
+    </w:p>
+    <w:p>
+      <w:r>
+        <w:t>}</w:t>
+      </w:r>
+    </w:p>
+    <w:p>
+      <w:r>
+        <w:t>------------Output--------</w:t>
+      </w:r>
+    </w:p>
+    <w:p>
+      <w:r>
+        <w:t>Samosa x 6</w:t>
+      </w:r>
+    </w:p>
+    <w:p>
+      <w:r>
+        <w:t>total=744 tax=44</w:t>
+      </w:r>
+    </w:p>
+    <w:p>
+      <w:r>
+        <w:t>Step 5: assert fired</w:t>
+      </w:r>
+    </w:p>
+    <w:p/>
+    <w:p/>
+    <w:p>
+      <w:r>
+        <w:t>Seed: 13 (t=1, u=3)</w:t>
+      </w:r>
+    </w:p>
+    <w:p>
+      <w:r>
+        <w:t>Roll no: 04072313013</w:t>
+      </w:r>
+    </w:p>
+    <w:p>
+      <w:r>
+        <w:t>Step 6</w:t>
+      </w:r>
+    </w:p>
+    <w:p>
+      <w:r>
+        <w:t>------------Code----------</w:t>
+      </w:r>
+    </w:p>
+    <w:p>
+      <w:r>
+        <w:t xml:space="preserve">  int get grand =&gt; total + tax;</w:t>
+      </w:r>
+    </w:p>
+    <w:p>
+      <w:r>
+        <w:t xml:space="preserve">  bool get isBigOrder =&gt; grand &gt; bigOrderLimit;</w:t>
+      </w:r>
+    </w:p>
+    <w:p>
+      <w:r>
+        <w:lastRenderedPageBreak/>
+        <w:t xml:space="preserve">  String get label =&gt; '${this.item.name} x${this.qty}';</w:t>
+      </w:r>
+    </w:p>
+    <w:p>
+      <w:r>
+        <w:t xml:space="preserve">  void step6() {</w:t>
+      </w:r>
+    </w:p>
+    <w:p>
+      <w:r>
+        <w:t xml:space="preserve">  print('--- Step 6 ---');</w:t>
+      </w:r>
+    </w:p>
+    <w:p>
+      <w:r>
+        <w:t xml:space="preserve">  var line = mainOrder();</w:t>
+      </w:r>
+    </w:p>
+    <w:p>
+      <w:r>
+        <w:t xml:space="preserve">  print('grand=${line.grand}');</w:t>
+      </w:r>
+    </w:p>
+    <w:p>
+      <w:r>
+        <w:t xml:space="preserve">  print('big Order? ${line.isBigOrder}');</w:t>
+      </w:r>
+    </w:p>
+    <w:p>
+      <w:r>
+        <w:t xml:space="preserve">  print('label=${line.label}');</w:t>
+      </w:r>
+    </w:p>
+    <w:p>
+      <w:r>
+        <w:t>}</w:t>
+      </w:r>
+    </w:p>
+    <w:p>
+      <w:r>
+        <w:t xml:space="preserve">  ------------Output--------</w:t>
+      </w:r>
+    </w:p>
+    <w:p>
+      <w:r>
+        <w:t>grand=788</w:t>
+      </w:r>
+    </w:p>
+    <w:p>
+      <w:r>
+        <w:t>big Order? true</w:t>
+      </w:r>
+    </w:p>
+    <w:p>
+      <w:r>
+        <w:t>label=Samosa x6</w:t>
+      </w:r>
+    </w:p>
+    <w:p/>
+    <w:p/>
+    <w:p>
+      <w:r>
+        <w:t>Seed: 13 (t=1, u=3)</w:t>
+      </w:r>
+    </w:p>
+    <w:p>
+      <w:r>
+        <w:t>Roll no: 04072313013</w:t>
+      </w:r>
+    </w:p>
+    <w:p>
+      <w:r>
+        <w:t>Step 7</w:t>
+      </w:r>
+    </w:p>
+    <w:p>
+      <w:r>
+        <w:t>------------Code----------</w:t>
+      </w:r>
+    </w:p>
+    <w:p>
+      <w:r>
+        <w:t xml:space="preserve">  class StudentCard {</w:t>
+      </w:r>
+    </w:p>
+    <w:p>
+      <w:r>
+        <w:t xml:space="preserve">  final String owner;</w:t>
+      </w:r>
+    </w:p>
+    <w:p>
+      <w:r>
+        <w:t xml:space="preserve">  int _balance; // private backing field</w:t>
+      </w:r>
+    </w:p>
+    <w:p/>
+    <w:p>
+      <w:r>
+        <w:t xml:space="preserve">  StudentCard(this.owner) : _balance = 0;</w:t>
+      </w:r>
+    </w:p>
+    <w:p/>
+    <w:p>
+      <w:r>
+        <w:t xml:space="preserve">  int get balance =&gt; _balance;</w:t>
+      </w:r>
+    </w:p>
+    <w:p/>
+    <w:p>
+      <w:r>
+        <w:lastRenderedPageBreak/>
+        <w:t xml:space="preserve">  set balance(int v) {</w:t>
+      </w:r>
+    </w:p>
+    <w:p>
+      <w:r>
+        <w:t xml:space="preserve">    if (v &lt; 0) {</w:t>
+      </w:r>
+    </w:p>
+    <w:p>
+      <w:r>
+        <w:t xml:space="preserve">      _balance = 0;</w:t>
+      </w:r>
+    </w:p>
+    <w:p>
+      <w:r>
+        <w:t xml:space="preserve">    } else if (v &gt; balanceCap) {</w:t>
+      </w:r>
+    </w:p>
+    <w:p>
+      <w:r>
+        <w:t xml:space="preserve">      _balance = balanceCap;</w:t>
+      </w:r>
+    </w:p>
+    <w:p>
+      <w:r>
+        <w:t xml:space="preserve">    } else {</w:t>
+      </w:r>
+    </w:p>
+    <w:p>
+      <w:r>
+        <w:t xml:space="preserve">      _balance = v;</w:t>
+      </w:r>
+    </w:p>
+    <w:p>
+      <w:r>
+        <w:t xml:space="preserve">    }</w:t>
+      </w:r>
+    </w:p>
+    <w:p>
+      <w:r>
+        <w:t xml:space="preserve">  }</w:t>
+      </w:r>
+    </w:p>
+    <w:p>
+      <w:r>
+        <w:t>}</w:t>
+      </w:r>
+    </w:p>
+    <w:p>
+      <w:r>
+        <w:t>void step7() {</w:t>
+      </w:r>
+    </w:p>
+    <w:p>
+      <w:r>
+        <w:t xml:space="preserve">  print('--- Step 7 ---');</w:t>
+      </w:r>
+    </w:p>
+    <w:p>
+      <w:r>
+        <w:t xml:space="preserve">  var card = StudentCard('S$seed');</w:t>
+      </w:r>
+    </w:p>
+    <w:p>
+      <w:r>
+        <w:t xml:space="preserve">  card.balance = seed * 10 + 50;</w:t>
+      </w:r>
+    </w:p>
+    <w:p>
+      <w:r>
+        <w:t xml:space="preserve">  print('topped up -&gt; ${card.balance}');</w:t>
+      </w:r>
+    </w:p>
+    <w:p>
+      <w:r>
+        <w:t xml:space="preserve">  card.balance = -seed - 1;</w:t>
+      </w:r>
+    </w:p>
+    <w:p>
+      <w:r>
+        <w:t xml:space="preserve">  print('bad value -&gt; ${card.balance}');</w:t>
+      </w:r>
+    </w:p>
+    <w:p>
+      <w:r>
+        <w:t xml:space="preserve">  card.balance = balanceCap - u;</w:t>
+      </w:r>
+    </w:p>
+    <w:p>
+      <w:r>
+        <w:t xml:space="preserve">  print('reset -&gt; ${card.balance}');</w:t>
+      </w:r>
+    </w:p>
+    <w:p>
+      <w:r>
+        <w:t xml:space="preserve">  card.balance = card.balance - mainOrder().grand;</w:t>
+      </w:r>
+    </w:p>
+    <w:p>
+      <w:r>
+        <w:t xml:space="preserve">  print('paid order -&gt; ${card.balance}');</w:t>
+      </w:r>
+    </w:p>
+    <w:p>
+      <w:r>
+        <w:t>}</w:t>
+      </w:r>
+    </w:p>
+    <w:p>
+      <w:r>
+        <w:t xml:space="preserve">  ------------Output--------</w:t>
+      </w:r>
+    </w:p>
+    <w:p>
+      <w:r>
+        <w:t>topped up -&gt; 180</w:t>
+      </w:r>
+    </w:p>
+    <w:p>
+      <w:r>
+        <w:t>bad value -&gt; 0</w:t>
+      </w:r>
+    </w:p>
+    <w:p>
+      <w:r>
+        <w:t>reset -&gt; 617</w:t>
+      </w:r>
+    </w:p>
+    <w:p>
+      <w:r>
+        <w:lastRenderedPageBreak/>
+        <w:t>paid order -&gt; 0</w:t>
+      </w:r>
+    </w:p>
+    <w:p/>
+    <w:p/>
+    <w:p>
+      <w:r>
+        <w:t>Seed: 13 (t=1, u=3)</w:t>
+      </w:r>
+    </w:p>
+    <w:p>
+      <w:r>
+        <w:t>Roll no: 04072313013</w:t>
+      </w:r>
+    </w:p>
+    <w:p>
+      <w:r>
+        <w:t>Step 8</w:t>
+      </w:r>
+    </w:p>
+    <w:p>
+      <w:r>
+        <w:t>------------Code----------</w:t>
+      </w:r>
+    </w:p>
+    <w:p>
+      <w:r>
+        <w:t xml:space="preserve">   @override</w:t>
+      </w:r>
+    </w:p>
+    <w:p>
+      <w:r>
+        <w:t xml:space="preserve">  String toString() =&gt; '$name (Rs $price)';</w:t>
+      </w:r>
+    </w:p>
+    <w:p>
+      <w:r>
+        <w:t xml:space="preserve">  List buildMenu() {</w:t>
+      </w:r>
+    </w:p>
+    <w:p>
+      <w:r>
+        <w:t xml:space="preserve">  return [</w:t>
+      </w:r>
+    </w:p>
+    <w:p>
+      <w:r>
+        <w:t xml:space="preserve">    for (int k = 0; k &lt;= 3; k++)</w:t>
+      </w:r>
+    </w:p>
+    <w:p>
+      <w:r>
+        <w:t xml:space="preserve">      MenuItem.fromString(</w:t>
+      </w:r>
+    </w:p>
+    <w:p>
+      <w:r>
+        <w:t xml:space="preserve">        '${menu[(u + 3 * k) % 10]}:${priceOf((u + 3 * k) % 10)}',</w:t>
+      </w:r>
+    </w:p>
+    <w:p>
+      <w:r>
+        <w:t xml:space="preserve">      ),</w:t>
+      </w:r>
+    </w:p>
+    <w:p>
+      <w:r>
+        <w:t xml:space="preserve">  ];</w:t>
+      </w:r>
+    </w:p>
+    <w:p>
+      <w:r>
+        <w:t>}</w:t>
+      </w:r>
+    </w:p>
+    <w:p>
+      <w:r>
+        <w:t>void step8() {</w:t>
+      </w:r>
+    </w:p>
+    <w:p>
+      <w:r>
+        <w:t xml:space="preserve">  print('--- Step 8 ---');</w:t>
+      </w:r>
+    </w:p>
+    <w:p>
+      <w:r>
+        <w:t xml:space="preserve">  var products = buildMenu();</w:t>
+      </w:r>
+    </w:p>
+    <w:p/>
+    <w:p>
+      <w:r>
+        <w:t xml:space="preserve">  var expensive = products.reduce((curr, next) {</w:t>
+      </w:r>
+    </w:p>
+    <w:p>
+      <w:r>
+        <w:t xml:space="preserve">    return (curr.price &gt; next.price) ? curr : next;</w:t>
+      </w:r>
+    </w:p>
+    <w:p>
+      <w:r>
+        <w:t xml:space="preserve">  });</w:t>
+      </w:r>
+    </w:p>
+    <w:p/>
+    <w:p>
+      <w:r>
+        <w:t xml:space="preserve">  var sum = products.fold(</w:t>
+      </w:r>
+    </w:p>
+    <w:p>
+      <w:r>
+        <w:lastRenderedPageBreak/>
+        <w:t xml:space="preserve">    0,</w:t>
+      </w:r>
+    </w:p>
+    <w:p>
+      <w:r>
+        <w:t xml:space="preserve">    (int total, dynamic item) =&gt; total + (item as MenuItem).price,</w:t>
+      </w:r>
+    </w:p>
+    <w:p>
+      <w:r>
+        <w:t xml:space="preserve">  );</w:t>
+      </w:r>
+    </w:p>
+    <w:p>
+      <w:r>
+        <w:t xml:space="preserve">  print('menu = $products');</w:t>
+      </w:r>
+    </w:p>
+    <w:p>
+      <w:r>
+        <w:t xml:space="preserve">  print('priciest = ${expensive.name}');</w:t>
+      </w:r>
+    </w:p>
+    <w:p>
+      <w:r>
+        <w:t xml:space="preserve">  print('sum = $sum');</w:t>
+      </w:r>
+    </w:p>
+    <w:p>
+      <w:r>
+        <w:t>}</w:t>
+      </w:r>
+    </w:p>
+    <w:p/>
+    <w:p>
+      <w:r>
+        <w:t xml:space="preserve">  ------------Output--------</w:t>
+      </w:r>
+    </w:p>
+    <w:p>
+      <w:r>
+        <w:t>menu = [Samosa (Rs 124), Cold Coffee (Rs 145), Zinger Wrap (Rs 166), Mocha (Rs 117)]</w:t>
+      </w:r>
+    </w:p>
+    <w:p>
+      <w:r>
+        <w:t>priciest = Zinger Wrap</w:t>
+      </w:r>
+    </w:p>
+    <w:p>
+      <w:r>
+        <w:t>sum = 552</w:t>
       </w:r>
     </w:p>
     <w:sectPr>
